--- a/fra/docx/014.content.docx
+++ b/fra/docx/014.content.docx
@@ -336,18 +336,12 @@
         </w:rPr>
         <w:t xml:space="preserve">ου ξαίνουσιν ουδε νήθουσιν ουδε κοπιωσιν 'ils ne peignent pas la laine, ne filent pas et ne travaillent pas dur' </w:t>
       </w:r>
-      <w:hyperlink r:id="rId15">
-        <w:r>
-          <w:rPr>
-            <w:lang w:val="fr_FR" w:bidi="fr_FR"/>
-          </w:rPr>
-          <w:rPr>
-            <w:color w:val="0000EE"/>
-            <w:u w:val="single"/>
-          </w:rPr>
-          <w:t>MAT 6:28</w:t>
-        </w:r>
-      </w:hyperlink>
+      <w:r>
+        <w:rPr>
+          <w:lang w:val="fr_FR" w:bidi="fr_FR"/>
+        </w:rPr>
+        <w:t>MAT 6:28</w:t>
+      </w:r>
       <w:r>
         <w:rPr>
           <w:lang w:val="fr_FR" w:bidi="fr_FR"/>
@@ -362,18 +356,12 @@
           <w:lang w:val="fr_FR" w:bidi="fr_FR"/>
         </w:rPr>
       </w:r>
-      <w:hyperlink r:id="rId15">
-        <w:r>
-          <w:rPr>
-            <w:lang w:val="fr_FR" w:bidi="fr_FR"/>
-          </w:rPr>
-          <w:rPr>
-            <w:color w:val="0000EE"/>
-            <w:u w:val="single"/>
-          </w:rPr>
-          <w:t>MAT 6:28</w:t>
-        </w:r>
-      </w:hyperlink>
+      <w:r>
+        <w:rPr>
+          <w:lang w:val="fr_FR" w:bidi="fr_FR"/>
+        </w:rPr>
+        <w:t>MAT 6:28</w:t>
+      </w:r>
       <w:r>
         <w:rPr>
           <w:lang w:val="fr_FR" w:bidi="fr_FR"/>
@@ -567,36 +555,24 @@
           <w:lang w:val="fr_FR" w:bidi="fr_FR"/>
         </w:rPr>
       </w:r>
-      <w:hyperlink r:id="rId16">
-        <w:r>
-          <w:rPr>
-            <w:lang w:val="fr_FR" w:bidi="fr_FR"/>
-          </w:rPr>
-          <w:rPr>
-            <w:color w:val="0000EE"/>
-            <w:u w:val="single"/>
-          </w:rPr>
-          <w:t>ACT 28:23</w:t>
-        </w:r>
-      </w:hyperlink>
-      <w:r>
-        <w:rPr>
-          <w:lang w:val="fr_FR" w:bidi="fr_FR"/>
-        </w:rPr>
-        <w:t xml:space="preserve"> · </w:t>
-      </w:r>
-      <w:hyperlink r:id="rId17">
-        <w:r>
-          <w:rPr>
-            <w:lang w:val="fr_FR" w:bidi="fr_FR"/>
-          </w:rPr>
-          <w:rPr>
-            <w:color w:val="0000EE"/>
-            <w:u w:val="single"/>
-          </w:rPr>
-          <w:t>PHM 1:22</w:t>
-        </w:r>
-      </w:hyperlink>
+      <w:r>
+        <w:rPr>
+          <w:lang w:val="fr_FR" w:bidi="fr_FR"/>
+        </w:rPr>
+        <w:t>ACT 28:23</w:t>
+      </w:r>
+      <w:r>
+        <w:rPr>
+          <w:lang w:val="fr_FR" w:bidi="fr_FR"/>
+        </w:rPr>
+        <w:t xml:space="preserve"> · </w:t>
+      </w:r>
+      <w:r>
+        <w:rPr>
+          <w:lang w:val="fr_FR" w:bidi="fr_FR"/>
+        </w:rPr>
+        <w:t>PHM 1:22</w:t>
+      </w:r>
     </w:p>
     <w:p>
       <w:pPr/>
@@ -680,25 +656,19 @@
         </w:rPr>
         <w:t xml:space="preserve">Pour une autre interprétation de ξενία dans </w:t>
       </w:r>
-      <w:hyperlink r:id="rId17">
-        <w:r>
-          <w:rPr>
-            <w:lang w:val="fr_FR" w:bidi="fr_FR"/>
-          </w:rPr>
-          <w:rPr>
-            <w:color w:val="0000EE"/>
-            <w:u w:val="single"/>
-          </w:rPr>
-          <w:t>PHM 1:22</w:t>
-        </w:r>
-      </w:hyperlink>
+      <w:r>
+        <w:rPr>
+          <w:lang w:val="fr_FR" w:bidi="fr_FR"/>
+        </w:rPr>
+        <w:t>PHM 1:22</w:t>
+      </w:r>
       <w:r>
         <w:rPr>
           <w:lang w:val="fr_FR" w:bidi="fr_FR"/>
         </w:rPr>
         <w:t xml:space="preserve">, voir </w:t>
       </w:r>
-      <w:hyperlink r:id="rId18">
+      <w:hyperlink r:id="rId15">
         <w:r>
           <w:rPr>
             <w:lang w:val="fr_FR" w:bidi="fr_FR"/>
@@ -724,18 +694,12 @@
           <w:lang w:val="fr_FR" w:bidi="fr_FR"/>
         </w:rPr>
       </w:r>
-      <w:hyperlink r:id="rId17">
-        <w:r>
-          <w:rPr>
-            <w:lang w:val="fr_FR" w:bidi="fr_FR"/>
-          </w:rPr>
-          <w:rPr>
-            <w:color w:val="0000EE"/>
-            <w:u w:val="single"/>
-          </w:rPr>
-          <w:t>PHM 1:22</w:t>
-        </w:r>
-      </w:hyperlink>
+      <w:r>
+        <w:rPr>
+          <w:lang w:val="fr_FR" w:bidi="fr_FR"/>
+        </w:rPr>
+        <w:t>PHM 1:22</w:t>
+      </w:r>
       <w:r>
         <w:rPr>
           <w:lang w:val="fr_FR" w:bidi="fr_FR"/>
@@ -983,126 +947,84 @@
           <w:lang w:val="fr_FR" w:bidi="fr_FR"/>
         </w:rPr>
       </w:r>
-      <w:hyperlink r:id="rId19">
-        <w:r>
-          <w:rPr>
-            <w:lang w:val="fr_FR" w:bidi="fr_FR"/>
-          </w:rPr>
-          <w:rPr>
-            <w:color w:val="0000EE"/>
-            <w:u w:val="single"/>
-          </w:rPr>
-          <w:t>ACT 10:6</w:t>
-        </w:r>
-      </w:hyperlink>
-      <w:r>
-        <w:rPr>
-          <w:lang w:val="fr_FR" w:bidi="fr_FR"/>
-        </w:rPr>
-        <w:t xml:space="preserve"> · </w:t>
-      </w:r>
-      <w:hyperlink r:id="rId20">
-        <w:r>
-          <w:rPr>
-            <w:lang w:val="fr_FR" w:bidi="fr_FR"/>
-          </w:rPr>
-          <w:rPr>
-            <w:color w:val="0000EE"/>
-            <w:u w:val="single"/>
-          </w:rPr>
-          <w:t>ACT 10:18</w:t>
-        </w:r>
-      </w:hyperlink>
-      <w:r>
-        <w:rPr>
-          <w:lang w:val="fr_FR" w:bidi="fr_FR"/>
-        </w:rPr>
-        <w:t xml:space="preserve"> · </w:t>
-      </w:r>
-      <w:hyperlink r:id="rId21">
-        <w:r>
-          <w:rPr>
-            <w:lang w:val="fr_FR" w:bidi="fr_FR"/>
-          </w:rPr>
-          <w:rPr>
-            <w:color w:val="0000EE"/>
-            <w:u w:val="single"/>
-          </w:rPr>
-          <w:t>ACT 10:23</w:t>
-        </w:r>
-      </w:hyperlink>
-      <w:r>
-        <w:rPr>
-          <w:lang w:val="fr_FR" w:bidi="fr_FR"/>
-        </w:rPr>
-        <w:t xml:space="preserve"> · </w:t>
-      </w:r>
-      <w:hyperlink r:id="rId22">
-        <w:r>
-          <w:rPr>
-            <w:lang w:val="fr_FR" w:bidi="fr_FR"/>
-          </w:rPr>
-          <w:rPr>
-            <w:color w:val="0000EE"/>
-            <w:u w:val="single"/>
-          </w:rPr>
-          <w:t>ACT 10:32</w:t>
-        </w:r>
-      </w:hyperlink>
-      <w:r>
-        <w:rPr>
-          <w:lang w:val="fr_FR" w:bidi="fr_FR"/>
-        </w:rPr>
-        <w:t xml:space="preserve"> · </w:t>
-      </w:r>
-      <w:hyperlink r:id="rId23">
-        <w:r>
-          <w:rPr>
-            <w:lang w:val="fr_FR" w:bidi="fr_FR"/>
-          </w:rPr>
-          <w:rPr>
-            <w:color w:val="0000EE"/>
-            <w:u w:val="single"/>
-          </w:rPr>
-          <w:t>ACT 21:16</w:t>
-        </w:r>
-      </w:hyperlink>
-      <w:r>
-        <w:rPr>
-          <w:lang w:val="fr_FR" w:bidi="fr_FR"/>
-        </w:rPr>
-        <w:t xml:space="preserve"> · </w:t>
-      </w:r>
-      <w:hyperlink r:id="rId24">
-        <w:r>
-          <w:rPr>
-            <w:lang w:val="fr_FR" w:bidi="fr_FR"/>
-          </w:rPr>
-          <w:rPr>
-            <w:color w:val="0000EE"/>
-            <w:u w:val="single"/>
-          </w:rPr>
-          <w:t>ACT 28:7</w:t>
-        </w:r>
-      </w:hyperlink>
-      <w:r>
-        <w:rPr>
-          <w:lang w:val="fr_FR" w:bidi="fr_FR"/>
-        </w:rPr>
-        <w:t xml:space="preserve"> · </w:t>
-      </w:r>
-      <w:hyperlink r:id="rId25">
-        <w:r>
-          <w:rPr>
-            <w:lang w:val="fr_FR" w:bidi="fr_FR"/>
-          </w:rPr>
-          <w:rPr>
-            <w:color w:val="0000EE"/>
-            <w:u w:val="single"/>
-          </w:rPr>
-          <w:t>HEB 13:2</w:t>
-        </w:r>
-      </w:hyperlink>
+      <w:r>
+        <w:rPr>
+          <w:lang w:val="fr_FR" w:bidi="fr_FR"/>
+        </w:rPr>
+        <w:t>ACT 10:6</w:t>
+      </w:r>
+      <w:r>
+        <w:rPr>
+          <w:lang w:val="fr_FR" w:bidi="fr_FR"/>
+        </w:rPr>
+        <w:t xml:space="preserve"> · </w:t>
+      </w:r>
+      <w:r>
+        <w:rPr>
+          <w:lang w:val="fr_FR" w:bidi="fr_FR"/>
+        </w:rPr>
+        <w:t>ACT 10:18</w:t>
+      </w:r>
+      <w:r>
+        <w:rPr>
+          <w:lang w:val="fr_FR" w:bidi="fr_FR"/>
+        </w:rPr>
+        <w:t xml:space="preserve"> · </w:t>
+      </w:r>
+      <w:r>
+        <w:rPr>
+          <w:lang w:val="fr_FR" w:bidi="fr_FR"/>
+        </w:rPr>
+        <w:t>ACT 10:23</w:t>
+      </w:r>
+      <w:r>
+        <w:rPr>
+          <w:lang w:val="fr_FR" w:bidi="fr_FR"/>
+        </w:rPr>
+        <w:t xml:space="preserve"> · </w:t>
+      </w:r>
+      <w:r>
+        <w:rPr>
+          <w:lang w:val="fr_FR" w:bidi="fr_FR"/>
+        </w:rPr>
+        <w:t>ACT 10:32</w:t>
+      </w:r>
+      <w:r>
+        <w:rPr>
+          <w:lang w:val="fr_FR" w:bidi="fr_FR"/>
+        </w:rPr>
+        <w:t xml:space="preserve"> · </w:t>
+      </w:r>
+      <w:r>
+        <w:rPr>
+          <w:lang w:val="fr_FR" w:bidi="fr_FR"/>
+        </w:rPr>
+        <w:t>ACT 21:16</w:t>
+      </w:r>
+      <w:r>
+        <w:rPr>
+          <w:lang w:val="fr_FR" w:bidi="fr_FR"/>
+        </w:rPr>
+        <w:t xml:space="preserve"> · </w:t>
+      </w:r>
+      <w:r>
+        <w:rPr>
+          <w:lang w:val="fr_FR" w:bidi="fr_FR"/>
+        </w:rPr>
+        <w:t>ACT 28:7</w:t>
+      </w:r>
+      <w:r>
+        <w:rPr>
+          <w:lang w:val="fr_FR" w:bidi="fr_FR"/>
+        </w:rPr>
+        <w:t xml:space="preserve"> · </w:t>
+      </w:r>
+      <w:r>
+        <w:rPr>
+          <w:lang w:val="fr_FR" w:bidi="fr_FR"/>
+        </w:rPr>
+        <w:t>HEB 13:2</w:t>
+      </w:r>
     </w:p>
     <w:p>
       <w:pPr/>
@@ -1191,7 +1113,7 @@
         </w:rPr>
         <w:t xml:space="preserve"> ‘inconnu, surprenant’ ’</w:t>
       </w:r>
-      <w:hyperlink r:id="rId26">
+      <w:hyperlink r:id="rId16">
         <w:r>
           <w:rPr>
             <w:lang w:val="fr_FR" w:bidi="fr_FR"/>
@@ -1229,54 +1151,36 @@
           <w:lang w:val="fr_FR" w:bidi="fr_FR"/>
         </w:rPr>
       </w:r>
-      <w:hyperlink r:id="rId27">
-        <w:r>
-          <w:rPr>
-            <w:lang w:val="fr_FR" w:bidi="fr_FR"/>
-          </w:rPr>
-          <w:rPr>
-            <w:color w:val="0000EE"/>
-            <w:u w:val="single"/>
-          </w:rPr>
-          <w:t>ACT 17:20</w:t>
-        </w:r>
-      </w:hyperlink>
-      <w:r>
-        <w:rPr>
-          <w:lang w:val="fr_FR" w:bidi="fr_FR"/>
-        </w:rPr>
-        <w:t xml:space="preserve"> · </w:t>
-      </w:r>
-      <w:hyperlink r:id="rId28">
-        <w:r>
-          <w:rPr>
-            <w:lang w:val="fr_FR" w:bidi="fr_FR"/>
-          </w:rPr>
-          <w:rPr>
-            <w:color w:val="0000EE"/>
-            <w:u w:val="single"/>
-          </w:rPr>
-          <w:t>1PE 4:4</w:t>
-        </w:r>
-      </w:hyperlink>
-      <w:r>
-        <w:rPr>
-          <w:lang w:val="fr_FR" w:bidi="fr_FR"/>
-        </w:rPr>
-        <w:t xml:space="preserve"> · </w:t>
-      </w:r>
-      <w:hyperlink r:id="rId29">
-        <w:r>
-          <w:rPr>
-            <w:lang w:val="fr_FR" w:bidi="fr_FR"/>
-          </w:rPr>
-          <w:rPr>
-            <w:color w:val="0000EE"/>
-            <w:u w:val="single"/>
-          </w:rPr>
-          <w:t>1PE 4:12</w:t>
-        </w:r>
-      </w:hyperlink>
+      <w:r>
+        <w:rPr>
+          <w:lang w:val="fr_FR" w:bidi="fr_FR"/>
+        </w:rPr>
+        <w:t>ACT 17:20</w:t>
+      </w:r>
+      <w:r>
+        <w:rPr>
+          <w:lang w:val="fr_FR" w:bidi="fr_FR"/>
+        </w:rPr>
+        <w:t xml:space="preserve"> · </w:t>
+      </w:r>
+      <w:r>
+        <w:rPr>
+          <w:lang w:val="fr_FR" w:bidi="fr_FR"/>
+        </w:rPr>
+        <w:t>1PE 4:4</w:t>
+      </w:r>
+      <w:r>
+        <w:rPr>
+          <w:lang w:val="fr_FR" w:bidi="fr_FR"/>
+        </w:rPr>
+        <w:t xml:space="preserve"> · </w:t>
+      </w:r>
+      <w:r>
+        <w:rPr>
+          <w:lang w:val="fr_FR" w:bidi="fr_FR"/>
+        </w:rPr>
+        <w:t>1PE 4:12</w:t>
+      </w:r>
       <w:r>
         <w:rPr>
           <w:lang w:val="fr_FR" w:bidi="fr_FR"/>
@@ -1488,18 +1392,12 @@
           <w:lang w:val="fr_FR" w:bidi="fr_FR"/>
         </w:rPr>
       </w:r>
-      <w:hyperlink r:id="rId30">
-        <w:r>
-          <w:rPr>
-            <w:lang w:val="fr_FR" w:bidi="fr_FR"/>
-          </w:rPr>
-          <w:rPr>
-            <w:color w:val="0000EE"/>
-            <w:u w:val="single"/>
-          </w:rPr>
-          <w:t>1TI 5:10</w:t>
-        </w:r>
-      </w:hyperlink>
+      <w:r>
+        <w:rPr>
+          <w:lang w:val="fr_FR" w:bidi="fr_FR"/>
+        </w:rPr>
+        <w:t>1TI 5:10</w:t>
+      </w:r>
       <w:r>
         <w:rPr>
           <w:lang w:val="fr_FR" w:bidi="fr_FR"/>
@@ -1729,72 +1627,48 @@
           <w:lang w:val="fr_FR" w:bidi="fr_FR"/>
         </w:rPr>
       </w:r>
-      <w:hyperlink r:id="rId31">
-        <w:r>
-          <w:rPr>
-            <w:lang w:val="fr_FR" w:bidi="fr_FR"/>
-          </w:rPr>
-          <w:rPr>
-            <w:color w:val="0000EE"/>
-            <w:u w:val="single"/>
-          </w:rPr>
-          <w:t>MAT 27:7</w:t>
-        </w:r>
-      </w:hyperlink>
-      <w:r>
-        <w:rPr>
-          <w:lang w:val="fr_FR" w:bidi="fr_FR"/>
-        </w:rPr>
-        <w:t xml:space="preserve"> · </w:t>
-      </w:r>
-      <w:hyperlink r:id="rId32">
-        <w:r>
-          <w:rPr>
-            <w:lang w:val="fr_FR" w:bidi="fr_FR"/>
-          </w:rPr>
-          <w:rPr>
-            <w:color w:val="0000EE"/>
-            <w:u w:val="single"/>
-          </w:rPr>
-          <w:t>ACT 17:18</w:t>
-        </w:r>
-      </w:hyperlink>
-      <w:r>
-        <w:rPr>
-          <w:lang w:val="fr_FR" w:bidi="fr_FR"/>
-        </w:rPr>
-        <w:t xml:space="preserve"> · </w:t>
-      </w:r>
-      <w:hyperlink r:id="rId33">
-        <w:r>
-          <w:rPr>
-            <w:lang w:val="fr_FR" w:bidi="fr_FR"/>
-          </w:rPr>
-          <w:rPr>
-            <w:color w:val="0000EE"/>
-            <w:u w:val="single"/>
-          </w:rPr>
-          <w:t>HEB 13:9</w:t>
-        </w:r>
-      </w:hyperlink>
-      <w:r>
-        <w:rPr>
-          <w:lang w:val="fr_FR" w:bidi="fr_FR"/>
-        </w:rPr>
-        <w:t xml:space="preserve"> · </w:t>
-      </w:r>
-      <w:hyperlink r:id="rId29">
-        <w:r>
-          <w:rPr>
-            <w:lang w:val="fr_FR" w:bidi="fr_FR"/>
-          </w:rPr>
-          <w:rPr>
-            <w:color w:val="0000EE"/>
-            <w:u w:val="single"/>
-          </w:rPr>
-          <w:t>1PE 4:12</w:t>
-        </w:r>
-      </w:hyperlink>
+      <w:r>
+        <w:rPr>
+          <w:lang w:val="fr_FR" w:bidi="fr_FR"/>
+        </w:rPr>
+        <w:t>MAT 27:7</w:t>
+      </w:r>
+      <w:r>
+        <w:rPr>
+          <w:lang w:val="fr_FR" w:bidi="fr_FR"/>
+        </w:rPr>
+        <w:t xml:space="preserve"> · </w:t>
+      </w:r>
+      <w:r>
+        <w:rPr>
+          <w:lang w:val="fr_FR" w:bidi="fr_FR"/>
+        </w:rPr>
+        <w:t>ACT 17:18</w:t>
+      </w:r>
+      <w:r>
+        <w:rPr>
+          <w:lang w:val="fr_FR" w:bidi="fr_FR"/>
+        </w:rPr>
+        <w:t xml:space="preserve"> · </w:t>
+      </w:r>
+      <w:r>
+        <w:rPr>
+          <w:lang w:val="fr_FR" w:bidi="fr_FR"/>
+        </w:rPr>
+        <w:t>HEB 13:9</w:t>
+      </w:r>
+      <w:r>
+        <w:rPr>
+          <w:lang w:val="fr_FR" w:bidi="fr_FR"/>
+        </w:rPr>
+        <w:t xml:space="preserve"> · </w:t>
+      </w:r>
+      <w:r>
+        <w:rPr>
+          <w:lang w:val="fr_FR" w:bidi="fr_FR"/>
+        </w:rPr>
+        <w:t>1PE 4:12</w:t>
+      </w:r>
     </w:p>
     <w:p>
       <w:pPr/>
@@ -1935,162 +1809,108 @@
           <w:lang w:val="fr_FR" w:bidi="fr_FR"/>
         </w:rPr>
       </w:r>
-      <w:hyperlink r:id="rId34">
-        <w:r>
-          <w:rPr>
-            <w:lang w:val="fr_FR" w:bidi="fr_FR"/>
-          </w:rPr>
-          <w:rPr>
-            <w:color w:val="0000EE"/>
-            <w:u w:val="single"/>
-          </w:rPr>
-          <w:t>MAT 25:35</w:t>
-        </w:r>
-      </w:hyperlink>
-      <w:r>
-        <w:rPr>
-          <w:lang w:val="fr_FR" w:bidi="fr_FR"/>
-        </w:rPr>
-        <w:t xml:space="preserve"> · </w:t>
-      </w:r>
-      <w:hyperlink r:id="rId35">
-        <w:r>
-          <w:rPr>
-            <w:lang w:val="fr_FR" w:bidi="fr_FR"/>
-          </w:rPr>
-          <w:rPr>
-            <w:color w:val="0000EE"/>
-            <w:u w:val="single"/>
-          </w:rPr>
-          <w:t>MAT 25:38</w:t>
-        </w:r>
-      </w:hyperlink>
-      <w:r>
-        <w:rPr>
-          <w:lang w:val="fr_FR" w:bidi="fr_FR"/>
-        </w:rPr>
-        <w:t xml:space="preserve"> · </w:t>
-      </w:r>
-      <w:hyperlink r:id="rId36">
-        <w:r>
-          <w:rPr>
-            <w:lang w:val="fr_FR" w:bidi="fr_FR"/>
-          </w:rPr>
-          <w:rPr>
-            <w:color w:val="0000EE"/>
-            <w:u w:val="single"/>
-          </w:rPr>
-          <w:t>MAT 25:43</w:t>
-        </w:r>
-      </w:hyperlink>
-      <w:r>
-        <w:rPr>
-          <w:lang w:val="fr_FR" w:bidi="fr_FR"/>
-        </w:rPr>
-        <w:t xml:space="preserve"> · </w:t>
-      </w:r>
-      <w:hyperlink r:id="rId37">
-        <w:r>
-          <w:rPr>
-            <w:lang w:val="fr_FR" w:bidi="fr_FR"/>
-          </w:rPr>
-          <w:rPr>
-            <w:color w:val="0000EE"/>
-            <w:u w:val="single"/>
-          </w:rPr>
-          <w:t>MAT 25:44</w:t>
-        </w:r>
-      </w:hyperlink>
-      <w:r>
-        <w:rPr>
-          <w:lang w:val="fr_FR" w:bidi="fr_FR"/>
-        </w:rPr>
-        <w:t xml:space="preserve"> · </w:t>
-      </w:r>
-      <w:hyperlink r:id="rId38">
-        <w:r>
-          <w:rPr>
-            <w:lang w:val="fr_FR" w:bidi="fr_FR"/>
-          </w:rPr>
-          <w:rPr>
-            <w:color w:val="0000EE"/>
-            <w:u w:val="single"/>
-          </w:rPr>
-          <w:t>ACT 17:21</w:t>
-        </w:r>
-      </w:hyperlink>
-      <w:r>
-        <w:rPr>
-          <w:lang w:val="fr_FR" w:bidi="fr_FR"/>
-        </w:rPr>
-        <w:t xml:space="preserve"> · </w:t>
-      </w:r>
-      <w:hyperlink r:id="rId39">
-        <w:r>
-          <w:rPr>
-            <w:lang w:val="fr_FR" w:bidi="fr_FR"/>
-          </w:rPr>
-          <w:rPr>
-            <w:color w:val="0000EE"/>
-            <w:u w:val="single"/>
-          </w:rPr>
-          <w:t>EPH 2:12</w:t>
-        </w:r>
-      </w:hyperlink>
-      <w:r>
-        <w:rPr>
-          <w:lang w:val="fr_FR" w:bidi="fr_FR"/>
-        </w:rPr>
-        <w:t xml:space="preserve"> · </w:t>
-      </w:r>
-      <w:hyperlink r:id="rId40">
-        <w:r>
-          <w:rPr>
-            <w:lang w:val="fr_FR" w:bidi="fr_FR"/>
-          </w:rPr>
-          <w:rPr>
-            <w:color w:val="0000EE"/>
-            <w:u w:val="single"/>
-          </w:rPr>
-          <w:t>EPH 2:19</w:t>
-        </w:r>
-      </w:hyperlink>
-      <w:r>
-        <w:rPr>
-          <w:lang w:val="fr_FR" w:bidi="fr_FR"/>
-        </w:rPr>
-        <w:t xml:space="preserve"> · </w:t>
-      </w:r>
-      <w:hyperlink r:id="rId41">
-        <w:r>
-          <w:rPr>
-            <w:lang w:val="fr_FR" w:bidi="fr_FR"/>
-          </w:rPr>
-          <w:rPr>
-            <w:color w:val="0000EE"/>
-            <w:u w:val="single"/>
-          </w:rPr>
-          <w:t>HEB 11:13</w:t>
-        </w:r>
-      </w:hyperlink>
-      <w:r>
-        <w:rPr>
-          <w:lang w:val="fr_FR" w:bidi="fr_FR"/>
-        </w:rPr>
-        <w:t xml:space="preserve"> · </w:t>
-      </w:r>
-      <w:hyperlink r:id="rId42">
-        <w:r>
-          <w:rPr>
-            <w:lang w:val="fr_FR" w:bidi="fr_FR"/>
-          </w:rPr>
-          <w:rPr>
-            <w:color w:val="0000EE"/>
-            <w:u w:val="single"/>
-          </w:rPr>
-          <w:t>3JN 1:5</w:t>
-        </w:r>
-      </w:hyperlink>
+      <w:r>
+        <w:rPr>
+          <w:lang w:val="fr_FR" w:bidi="fr_FR"/>
+        </w:rPr>
+        <w:t>MAT 25:35</w:t>
+      </w:r>
+      <w:r>
+        <w:rPr>
+          <w:lang w:val="fr_FR" w:bidi="fr_FR"/>
+        </w:rPr>
+        <w:t xml:space="preserve"> · </w:t>
+      </w:r>
+      <w:r>
+        <w:rPr>
+          <w:lang w:val="fr_FR" w:bidi="fr_FR"/>
+        </w:rPr>
+        <w:t>MAT 25:38</w:t>
+      </w:r>
+      <w:r>
+        <w:rPr>
+          <w:lang w:val="fr_FR" w:bidi="fr_FR"/>
+        </w:rPr>
+        <w:t xml:space="preserve"> · </w:t>
+      </w:r>
+      <w:r>
+        <w:rPr>
+          <w:lang w:val="fr_FR" w:bidi="fr_FR"/>
+        </w:rPr>
+        <w:t>MAT 25:43</w:t>
+      </w:r>
+      <w:r>
+        <w:rPr>
+          <w:lang w:val="fr_FR" w:bidi="fr_FR"/>
+        </w:rPr>
+        <w:t xml:space="preserve"> · </w:t>
+      </w:r>
+      <w:r>
+        <w:rPr>
+          <w:lang w:val="fr_FR" w:bidi="fr_FR"/>
+        </w:rPr>
+        <w:t>MAT 25:44</w:t>
+      </w:r>
+      <w:r>
+        <w:rPr>
+          <w:lang w:val="fr_FR" w:bidi="fr_FR"/>
+        </w:rPr>
+        <w:t xml:space="preserve"> · </w:t>
+      </w:r>
+      <w:r>
+        <w:rPr>
+          <w:lang w:val="fr_FR" w:bidi="fr_FR"/>
+        </w:rPr>
+        <w:t>ACT 17:21</w:t>
+      </w:r>
+      <w:r>
+        <w:rPr>
+          <w:lang w:val="fr_FR" w:bidi="fr_FR"/>
+        </w:rPr>
+        <w:t xml:space="preserve"> · </w:t>
+      </w:r>
+      <w:r>
+        <w:rPr>
+          <w:lang w:val="fr_FR" w:bidi="fr_FR"/>
+        </w:rPr>
+        <w:t>EPH 2:12</w:t>
+      </w:r>
+      <w:r>
+        <w:rPr>
+          <w:lang w:val="fr_FR" w:bidi="fr_FR"/>
+        </w:rPr>
+        <w:t xml:space="preserve"> · </w:t>
+      </w:r>
+      <w:r>
+        <w:rPr>
+          <w:lang w:val="fr_FR" w:bidi="fr_FR"/>
+        </w:rPr>
+        <w:t>EPH 2:19</w:t>
+      </w:r>
+      <w:r>
+        <w:rPr>
+          <w:lang w:val="fr_FR" w:bidi="fr_FR"/>
+        </w:rPr>
+        <w:t xml:space="preserve"> · </w:t>
+      </w:r>
+      <w:r>
+        <w:rPr>
+          <w:lang w:val="fr_FR" w:bidi="fr_FR"/>
+        </w:rPr>
+        <w:t>HEB 11:13</w:t>
+      </w:r>
+      <w:r>
+        <w:rPr>
+          <w:lang w:val="fr_FR" w:bidi="fr_FR"/>
+        </w:rPr>
+        <w:t xml:space="preserve"> · </w:t>
+      </w:r>
+      <w:r>
+        <w:rPr>
+          <w:lang w:val="fr_FR" w:bidi="fr_FR"/>
+        </w:rPr>
+        <w:t>3JN 1:5</w:t>
+      </w:r>
     </w:p>
     <w:p>
       <w:pPr/>
@@ -2187,18 +2007,12 @@
           <w:lang w:val="fr_FR" w:bidi="fr_FR"/>
         </w:rPr>
       </w:r>
-      <w:hyperlink r:id="rId43">
-        <w:r>
-          <w:rPr>
-            <w:lang w:val="fr_FR" w:bidi="fr_FR"/>
-          </w:rPr>
-          <w:rPr>
-            <w:color w:val="0000EE"/>
-            <w:u w:val="single"/>
-          </w:rPr>
-          <w:t>ROM 16:23</w:t>
-        </w:r>
-      </w:hyperlink>
+      <w:r>
+        <w:rPr>
+          <w:lang w:val="fr_FR" w:bidi="fr_FR"/>
+        </w:rPr>
+        <w:t>ROM 16:23</w:t>
+      </w:r>
       <w:r>
         <w:rPr>
           <w:lang w:val="fr_FR" w:bidi="fr_FR"/>
@@ -2374,18 +2188,12 @@
           <w:lang w:val="fr_FR" w:bidi="fr_FR"/>
         </w:rPr>
       </w:r>
-      <w:hyperlink r:id="rId44">
-        <w:r>
-          <w:rPr>
-            <w:lang w:val="fr_FR" w:bidi="fr_FR"/>
-          </w:rPr>
-          <w:rPr>
-            <w:color w:val="0000EE"/>
-            <w:u w:val="single"/>
-          </w:rPr>
-          <w:t>MRK 7:4</w:t>
-        </w:r>
-      </w:hyperlink>
+      <w:r>
+        <w:rPr>
+          <w:lang w:val="fr_FR" w:bidi="fr_FR"/>
+        </w:rPr>
+        <w:t>MRK 7:4</w:t>
+      </w:r>
       <w:r>
         <w:rPr>
           <w:lang w:val="fr_FR" w:bidi="fr_FR"/>
@@ -2609,108 +2417,72 @@
           <w:lang w:val="fr_FR" w:bidi="fr_FR"/>
         </w:rPr>
       </w:r>
-      <w:hyperlink r:id="rId45">
-        <w:r>
-          <w:rPr>
-            <w:lang w:val="fr_FR" w:bidi="fr_FR"/>
-          </w:rPr>
-          <w:rPr>
-            <w:color w:val="0000EE"/>
-            <w:u w:val="single"/>
-          </w:rPr>
-          <w:t>MAT 13:6</w:t>
-        </w:r>
-      </w:hyperlink>
-      <w:r>
-        <w:rPr>
-          <w:lang w:val="fr_FR" w:bidi="fr_FR"/>
-        </w:rPr>
-        <w:t xml:space="preserve"> · </w:t>
-      </w:r>
-      <w:hyperlink r:id="rId46">
-        <w:r>
-          <w:rPr>
-            <w:lang w:val="fr_FR" w:bidi="fr_FR"/>
-          </w:rPr>
-          <w:rPr>
-            <w:color w:val="0000EE"/>
-            <w:u w:val="single"/>
-          </w:rPr>
-          <w:t>MAT 21:19</w:t>
-        </w:r>
-      </w:hyperlink>
-      <w:r>
-        <w:rPr>
-          <w:lang w:val="fr_FR" w:bidi="fr_FR"/>
-        </w:rPr>
-        <w:t xml:space="preserve"> · </w:t>
-      </w:r>
-      <w:hyperlink r:id="rId47">
-        <w:r>
-          <w:rPr>
-            <w:lang w:val="fr_FR" w:bidi="fr_FR"/>
-          </w:rPr>
-          <w:rPr>
-            <w:color w:val="0000EE"/>
-            <w:u w:val="single"/>
-          </w:rPr>
-          <w:t>MAT 21:20</w:t>
-        </w:r>
-      </w:hyperlink>
-      <w:r>
-        <w:rPr>
-          <w:lang w:val="fr_FR" w:bidi="fr_FR"/>
-        </w:rPr>
-        <w:t xml:space="preserve"> · </w:t>
-      </w:r>
-      <w:hyperlink r:id="rId48">
-        <w:r>
-          <w:rPr>
-            <w:lang w:val="fr_FR" w:bidi="fr_FR"/>
-          </w:rPr>
-          <w:rPr>
-            <w:color w:val="0000EE"/>
-            <w:u w:val="single"/>
-          </w:rPr>
-          <w:t>LUK 8:6</w:t>
-        </w:r>
-      </w:hyperlink>
-      <w:r>
-        <w:rPr>
-          <w:lang w:val="fr_FR" w:bidi="fr_FR"/>
-        </w:rPr>
-        <w:t xml:space="preserve"> · </w:t>
-      </w:r>
-      <w:hyperlink r:id="rId49">
-        <w:r>
-          <w:rPr>
-            <w:lang w:val="fr_FR" w:bidi="fr_FR"/>
-          </w:rPr>
-          <w:rPr>
-            <w:color w:val="0000EE"/>
-            <w:u w:val="single"/>
-          </w:rPr>
-          <w:t>JAS 1:11</w:t>
-        </w:r>
-      </w:hyperlink>
-      <w:r>
-        <w:rPr>
-          <w:lang w:val="fr_FR" w:bidi="fr_FR"/>
-        </w:rPr>
-        <w:t xml:space="preserve"> · </w:t>
-      </w:r>
-      <w:hyperlink r:id="rId50">
-        <w:r>
-          <w:rPr>
-            <w:lang w:val="fr_FR" w:bidi="fr_FR"/>
-          </w:rPr>
-          <w:rPr>
-            <w:color w:val="0000EE"/>
-            <w:u w:val="single"/>
-          </w:rPr>
-          <w:t>1PE 1:24</w:t>
-        </w:r>
-      </w:hyperlink>
+      <w:r>
+        <w:rPr>
+          <w:lang w:val="fr_FR" w:bidi="fr_FR"/>
+        </w:rPr>
+        <w:t>MAT 13:6</w:t>
+      </w:r>
+      <w:r>
+        <w:rPr>
+          <w:lang w:val="fr_FR" w:bidi="fr_FR"/>
+        </w:rPr>
+        <w:t xml:space="preserve"> · </w:t>
+      </w:r>
+      <w:r>
+        <w:rPr>
+          <w:lang w:val="fr_FR" w:bidi="fr_FR"/>
+        </w:rPr>
+        <w:t>MAT 21:19</w:t>
+      </w:r>
+      <w:r>
+        <w:rPr>
+          <w:lang w:val="fr_FR" w:bidi="fr_FR"/>
+        </w:rPr>
+        <w:t xml:space="preserve"> · </w:t>
+      </w:r>
+      <w:r>
+        <w:rPr>
+          <w:lang w:val="fr_FR" w:bidi="fr_FR"/>
+        </w:rPr>
+        <w:t>MAT 21:20</w:t>
+      </w:r>
+      <w:r>
+        <w:rPr>
+          <w:lang w:val="fr_FR" w:bidi="fr_FR"/>
+        </w:rPr>
+        <w:t xml:space="preserve"> · </w:t>
+      </w:r>
+      <w:r>
+        <w:rPr>
+          <w:lang w:val="fr_FR" w:bidi="fr_FR"/>
+        </w:rPr>
+        <w:t>LUK 8:6</w:t>
+      </w:r>
+      <w:r>
+        <w:rPr>
+          <w:lang w:val="fr_FR" w:bidi="fr_FR"/>
+        </w:rPr>
+        <w:t xml:space="preserve"> · </w:t>
+      </w:r>
+      <w:r>
+        <w:rPr>
+          <w:lang w:val="fr_FR" w:bidi="fr_FR"/>
+        </w:rPr>
+        <w:t>JAS 1:11</w:t>
+      </w:r>
+      <w:r>
+        <w:rPr>
+          <w:lang w:val="fr_FR" w:bidi="fr_FR"/>
+        </w:rPr>
+        <w:t xml:space="preserve"> · </w:t>
+      </w:r>
+      <w:r>
+        <w:rPr>
+          <w:lang w:val="fr_FR" w:bidi="fr_FR"/>
+        </w:rPr>
+        <w:t>1PE 1:24</w:t>
+      </w:r>
     </w:p>
     <w:p>
       <w:pPr/>
@@ -2799,7 +2571,7 @@
         </w:rPr>
         <w:t xml:space="preserve">[a] "sec", </w:t>
       </w:r>
-      <w:hyperlink r:id="rId51">
+      <w:hyperlink r:id="rId17">
         <w:r>
           <w:rPr>
             <w:lang w:val="fr_FR" w:bidi="fr_FR"/>
@@ -2829,18 +2601,12 @@
         </w:rPr>
         <w:t xml:space="preserve">Il serait peut-être plus approprié, dans un certain nombre de langues, de traduire cette expression de </w:t>
       </w:r>
-      <w:hyperlink r:id="rId52">
-        <w:r>
-          <w:rPr>
-            <w:lang w:val="fr_FR" w:bidi="fr_FR"/>
-          </w:rPr>
-          <w:rPr>
-            <w:color w:val="0000EE"/>
-            <w:u w:val="single"/>
-          </w:rPr>
-          <w:t>MRK 5:29</w:t>
-        </w:r>
-      </w:hyperlink>
+      <w:r>
+        <w:rPr>
+          <w:lang w:val="fr_FR" w:bidi="fr_FR"/>
+        </w:rPr>
+        <w:t>MRK 5:29</w:t>
+      </w:r>
       <w:r>
         <w:rPr>
           <w:lang w:val="fr_FR" w:bidi="fr_FR"/>
@@ -2855,108 +2621,72 @@
           <w:lang w:val="fr_FR" w:bidi="fr_FR"/>
         </w:rPr>
       </w:r>
-      <w:hyperlink r:id="rId53">
-        <w:r>
-          <w:rPr>
-            <w:lang w:val="fr_FR" w:bidi="fr_FR"/>
-          </w:rPr>
-          <w:rPr>
-            <w:color w:val="0000EE"/>
-            <w:u w:val="single"/>
-          </w:rPr>
-          <w:t>MRK 4:6</w:t>
-        </w:r>
-      </w:hyperlink>
-      <w:r>
-        <w:rPr>
-          <w:lang w:val="fr_FR" w:bidi="fr_FR"/>
-        </w:rPr>
-        <w:t xml:space="preserve"> · </w:t>
-      </w:r>
-      <w:hyperlink r:id="rId52">
-        <w:r>
-          <w:rPr>
-            <w:lang w:val="fr_FR" w:bidi="fr_FR"/>
-          </w:rPr>
-          <w:rPr>
-            <w:color w:val="0000EE"/>
-            <w:u w:val="single"/>
-          </w:rPr>
-          <w:t>MRK 5:29</w:t>
-        </w:r>
-      </w:hyperlink>
-      <w:r>
-        <w:rPr>
-          <w:lang w:val="fr_FR" w:bidi="fr_FR"/>
-        </w:rPr>
-        <w:t xml:space="preserve"> · </w:t>
-      </w:r>
-      <w:hyperlink r:id="rId54">
-        <w:r>
-          <w:rPr>
-            <w:lang w:val="fr_FR" w:bidi="fr_FR"/>
-          </w:rPr>
-          <w:rPr>
-            <w:color w:val="0000EE"/>
-            <w:u w:val="single"/>
-          </w:rPr>
-          <w:t>MRK 11:20</w:t>
-        </w:r>
-      </w:hyperlink>
-      <w:r>
-        <w:rPr>
-          <w:lang w:val="fr_FR" w:bidi="fr_FR"/>
-        </w:rPr>
-        <w:t xml:space="preserve"> · </w:t>
-      </w:r>
-      <w:hyperlink r:id="rId55">
-        <w:r>
-          <w:rPr>
-            <w:lang w:val="fr_FR" w:bidi="fr_FR"/>
-          </w:rPr>
-          <w:rPr>
-            <w:color w:val="0000EE"/>
-            <w:u w:val="single"/>
-          </w:rPr>
-          <w:t>MRK 11:21</w:t>
-        </w:r>
-      </w:hyperlink>
-      <w:r>
-        <w:rPr>
-          <w:lang w:val="fr_FR" w:bidi="fr_FR"/>
-        </w:rPr>
-        <w:t xml:space="preserve"> · </w:t>
-      </w:r>
-      <w:hyperlink r:id="rId56">
-        <w:r>
-          <w:rPr>
-            <w:lang w:val="fr_FR" w:bidi="fr_FR"/>
-          </w:rPr>
-          <w:rPr>
-            <w:color w:val="0000EE"/>
-            <w:u w:val="single"/>
-          </w:rPr>
-          <w:t>JHN 15:6</w:t>
-        </w:r>
-      </w:hyperlink>
-      <w:r>
-        <w:rPr>
-          <w:lang w:val="fr_FR" w:bidi="fr_FR"/>
-        </w:rPr>
-        <w:t xml:space="preserve"> · </w:t>
-      </w:r>
-      <w:hyperlink r:id="rId57">
-        <w:r>
-          <w:rPr>
-            <w:lang w:val="fr_FR" w:bidi="fr_FR"/>
-          </w:rPr>
-          <w:rPr>
-            <w:color w:val="0000EE"/>
-            <w:u w:val="single"/>
-          </w:rPr>
-          <w:t>REV 16:12</w:t>
-        </w:r>
-      </w:hyperlink>
+      <w:r>
+        <w:rPr>
+          <w:lang w:val="fr_FR" w:bidi="fr_FR"/>
+        </w:rPr>
+        <w:t>MRK 4:6</w:t>
+      </w:r>
+      <w:r>
+        <w:rPr>
+          <w:lang w:val="fr_FR" w:bidi="fr_FR"/>
+        </w:rPr>
+        <w:t xml:space="preserve"> · </w:t>
+      </w:r>
+      <w:r>
+        <w:rPr>
+          <w:lang w:val="fr_FR" w:bidi="fr_FR"/>
+        </w:rPr>
+        <w:t>MRK 5:29</w:t>
+      </w:r>
+      <w:r>
+        <w:rPr>
+          <w:lang w:val="fr_FR" w:bidi="fr_FR"/>
+        </w:rPr>
+        <w:t xml:space="preserve"> · </w:t>
+      </w:r>
+      <w:r>
+        <w:rPr>
+          <w:lang w:val="fr_FR" w:bidi="fr_FR"/>
+        </w:rPr>
+        <w:t>MRK 11:20</w:t>
+      </w:r>
+      <w:r>
+        <w:rPr>
+          <w:lang w:val="fr_FR" w:bidi="fr_FR"/>
+        </w:rPr>
+        <w:t xml:space="preserve"> · </w:t>
+      </w:r>
+      <w:r>
+        <w:rPr>
+          <w:lang w:val="fr_FR" w:bidi="fr_FR"/>
+        </w:rPr>
+        <w:t>MRK 11:21</w:t>
+      </w:r>
+      <w:r>
+        <w:rPr>
+          <w:lang w:val="fr_FR" w:bidi="fr_FR"/>
+        </w:rPr>
+        <w:t xml:space="preserve"> · </w:t>
+      </w:r>
+      <w:r>
+        <w:rPr>
+          <w:lang w:val="fr_FR" w:bidi="fr_FR"/>
+        </w:rPr>
+        <w:t>JHN 15:6</w:t>
+      </w:r>
+      <w:r>
+        <w:rPr>
+          <w:lang w:val="fr_FR" w:bidi="fr_FR"/>
+        </w:rPr>
+        <w:t xml:space="preserve"> · </w:t>
+      </w:r>
+      <w:r>
+        <w:rPr>
+          <w:lang w:val="fr_FR" w:bidi="fr_FR"/>
+        </w:rPr>
+        <w:t>REV 16:12</w:t>
+      </w:r>
     </w:p>
     <w:p>
       <w:pPr/>
@@ -3057,7 +2787,7 @@
         </w:rPr>
         <w:t xml:space="preserve">[a] sec, </w:t>
       </w:r>
-      <w:hyperlink r:id="rId51">
+      <w:hyperlink r:id="rId17">
         <w:r>
           <w:rPr>
             <w:lang w:val="fr_FR" w:bidi="fr_FR"/>
@@ -3083,18 +2813,12 @@
           <w:lang w:val="fr_FR" w:bidi="fr_FR"/>
         </w:rPr>
       </w:r>
-      <w:hyperlink r:id="rId58">
-        <w:r>
-          <w:rPr>
-            <w:lang w:val="fr_FR" w:bidi="fr_FR"/>
-          </w:rPr>
-          <w:rPr>
-            <w:color w:val="0000EE"/>
-            <w:u w:val="single"/>
-          </w:rPr>
-          <w:t>REV 14:15</w:t>
-        </w:r>
-      </w:hyperlink>
+      <w:r>
+        <w:rPr>
+          <w:lang w:val="fr_FR" w:bidi="fr_FR"/>
+        </w:rPr>
+        <w:t>REV 14:15</w:t>
+      </w:r>
     </w:p>
     <w:p>
       <w:pPr/>
@@ -3183,7 +2907,7 @@
         </w:rPr>
         <w:t xml:space="preserve">(sens élargi au figuré de ξηραίνομαι[a] "sécher", </w:t>
       </w:r>
-      <w:hyperlink r:id="rId59">
+      <w:hyperlink r:id="rId18">
         <w:r>
           <w:rPr>
             <w:lang w:val="fr_FR" w:bidi="fr_FR"/>
@@ -3221,36 +2945,24 @@
           <w:lang w:val="fr_FR" w:bidi="fr_FR"/>
         </w:rPr>
       </w:r>
-      <w:hyperlink r:id="rId60">
-        <w:r>
-          <w:rPr>
-            <w:lang w:val="fr_FR" w:bidi="fr_FR"/>
-          </w:rPr>
-          <w:rPr>
-            <w:color w:val="0000EE"/>
-            <w:u w:val="single"/>
-          </w:rPr>
-          <w:t>MRK 3:1</w:t>
-        </w:r>
-      </w:hyperlink>
-      <w:r>
-        <w:rPr>
-          <w:lang w:val="fr_FR" w:bidi="fr_FR"/>
-        </w:rPr>
-        <w:t xml:space="preserve"> · </w:t>
-      </w:r>
-      <w:hyperlink r:id="rId61">
-        <w:r>
-          <w:rPr>
-            <w:lang w:val="fr_FR" w:bidi="fr_FR"/>
-          </w:rPr>
-          <w:rPr>
-            <w:color w:val="0000EE"/>
-            <w:u w:val="single"/>
-          </w:rPr>
-          <w:t>MRK 9:18</w:t>
-        </w:r>
-      </w:hyperlink>
+      <w:r>
+        <w:rPr>
+          <w:lang w:val="fr_FR" w:bidi="fr_FR"/>
+        </w:rPr>
+        <w:t>MRK 3:1</w:t>
+      </w:r>
+      <w:r>
+        <w:rPr>
+          <w:lang w:val="fr_FR" w:bidi="fr_FR"/>
+        </w:rPr>
+        <w:t xml:space="preserve"> · </w:t>
+      </w:r>
+      <w:r>
+        <w:rPr>
+          <w:lang w:val="fr_FR" w:bidi="fr_FR"/>
+        </w:rPr>
+        <w:t>MRK 9:18</w:t>
+      </w:r>
       <w:r>
         <w:rPr>
           <w:lang w:val="fr_FR" w:bidi="fr_FR"/>
@@ -3462,36 +3174,24 @@
           <w:lang w:val="fr_FR" w:bidi="fr_FR"/>
         </w:rPr>
       </w:r>
-      <w:hyperlink r:id="rId62">
-        <w:r>
-          <w:rPr>
-            <w:lang w:val="fr_FR" w:bidi="fr_FR"/>
-          </w:rPr>
-          <w:rPr>
-            <w:color w:val="0000EE"/>
-            <w:u w:val="single"/>
-          </w:rPr>
-          <w:t>LUK 23:31</w:t>
-        </w:r>
-      </w:hyperlink>
-      <w:r>
-        <w:rPr>
-          <w:lang w:val="fr_FR" w:bidi="fr_FR"/>
-        </w:rPr>
-        <w:t xml:space="preserve"> · </w:t>
-      </w:r>
-      <w:hyperlink r:id="rId63">
-        <w:r>
-          <w:rPr>
-            <w:lang w:val="fr_FR" w:bidi="fr_FR"/>
-          </w:rPr>
-          <w:rPr>
-            <w:color w:val="0000EE"/>
-            <w:u w:val="single"/>
-          </w:rPr>
-          <w:t>HEB 11:29</w:t>
-        </w:r>
-      </w:hyperlink>
+      <w:r>
+        <w:rPr>
+          <w:lang w:val="fr_FR" w:bidi="fr_FR"/>
+        </w:rPr>
+        <w:t>LUK 23:31</w:t>
+      </w:r>
+      <w:r>
+        <w:rPr>
+          <w:lang w:val="fr_FR" w:bidi="fr_FR"/>
+        </w:rPr>
+        <w:t xml:space="preserve"> · </w:t>
+      </w:r>
+      <w:r>
+        <w:rPr>
+          <w:lang w:val="fr_FR" w:bidi="fr_FR"/>
+        </w:rPr>
+        <w:t>HEB 11:29</w:t>
+      </w:r>
     </w:p>
     <w:p>
       <w:pPr/>
@@ -3580,7 +3280,7 @@
         </w:rPr>
         <w:t xml:space="preserve">[a] "sec, flétri", </w:t>
       </w:r>
-      <w:hyperlink r:id="rId51">
+      <w:hyperlink r:id="rId17">
         <w:r>
           <w:rPr>
             <w:lang w:val="fr_FR" w:bidi="fr_FR"/>
@@ -3606,90 +3306,60 @@
           <w:lang w:val="fr_FR" w:bidi="fr_FR"/>
         </w:rPr>
       </w:r>
-      <w:hyperlink r:id="rId64">
-        <w:r>
-          <w:rPr>
-            <w:lang w:val="fr_FR" w:bidi="fr_FR"/>
-          </w:rPr>
-          <w:rPr>
-            <w:color w:val="0000EE"/>
-            <w:u w:val="single"/>
-          </w:rPr>
-          <w:t>MAT 12:10</w:t>
-        </w:r>
-      </w:hyperlink>
-      <w:r>
-        <w:rPr>
-          <w:lang w:val="fr_FR" w:bidi="fr_FR"/>
-        </w:rPr>
-        <w:t xml:space="preserve"> · </w:t>
-      </w:r>
-      <w:hyperlink r:id="rId65">
-        <w:r>
-          <w:rPr>
-            <w:lang w:val="fr_FR" w:bidi="fr_FR"/>
-          </w:rPr>
-          <w:rPr>
-            <w:color w:val="0000EE"/>
-            <w:u w:val="single"/>
-          </w:rPr>
-          <w:t>MRK 3:3</w:t>
-        </w:r>
-      </w:hyperlink>
-      <w:r>
-        <w:rPr>
-          <w:lang w:val="fr_FR" w:bidi="fr_FR"/>
-        </w:rPr>
-        <w:t xml:space="preserve"> · </w:t>
-      </w:r>
-      <w:hyperlink r:id="rId66">
-        <w:r>
-          <w:rPr>
-            <w:lang w:val="fr_FR" w:bidi="fr_FR"/>
-          </w:rPr>
-          <w:rPr>
-            <w:color w:val="0000EE"/>
-            <w:u w:val="single"/>
-          </w:rPr>
-          <w:t>LUK 6:6</w:t>
-        </w:r>
-      </w:hyperlink>
-      <w:r>
-        <w:rPr>
-          <w:lang w:val="fr_FR" w:bidi="fr_FR"/>
-        </w:rPr>
-        <w:t xml:space="preserve"> · </w:t>
-      </w:r>
-      <w:hyperlink r:id="rId67">
-        <w:r>
-          <w:rPr>
-            <w:lang w:val="fr_FR" w:bidi="fr_FR"/>
-          </w:rPr>
-          <w:rPr>
-            <w:color w:val="0000EE"/>
-            <w:u w:val="single"/>
-          </w:rPr>
-          <w:t>LUK 6:8</w:t>
-        </w:r>
-      </w:hyperlink>
-      <w:r>
-        <w:rPr>
-          <w:lang w:val="fr_FR" w:bidi="fr_FR"/>
-        </w:rPr>
-        <w:t xml:space="preserve"> · </w:t>
-      </w:r>
-      <w:hyperlink r:id="rId68">
-        <w:r>
-          <w:rPr>
-            <w:lang w:val="fr_FR" w:bidi="fr_FR"/>
-          </w:rPr>
-          <w:rPr>
-            <w:color w:val="0000EE"/>
-            <w:u w:val="single"/>
-          </w:rPr>
-          <w:t>JHN 5:3</w:t>
-        </w:r>
-      </w:hyperlink>
+      <w:r>
+        <w:rPr>
+          <w:lang w:val="fr_FR" w:bidi="fr_FR"/>
+        </w:rPr>
+        <w:t>MAT 12:10</w:t>
+      </w:r>
+      <w:r>
+        <w:rPr>
+          <w:lang w:val="fr_FR" w:bidi="fr_FR"/>
+        </w:rPr>
+        <w:t xml:space="preserve"> · </w:t>
+      </w:r>
+      <w:r>
+        <w:rPr>
+          <w:lang w:val="fr_FR" w:bidi="fr_FR"/>
+        </w:rPr>
+        <w:t>MRK 3:3</w:t>
+      </w:r>
+      <w:r>
+        <w:rPr>
+          <w:lang w:val="fr_FR" w:bidi="fr_FR"/>
+        </w:rPr>
+        <w:t xml:space="preserve"> · </w:t>
+      </w:r>
+      <w:r>
+        <w:rPr>
+          <w:lang w:val="fr_FR" w:bidi="fr_FR"/>
+        </w:rPr>
+        <w:t>LUK 6:6</w:t>
+      </w:r>
+      <w:r>
+        <w:rPr>
+          <w:lang w:val="fr_FR" w:bidi="fr_FR"/>
+        </w:rPr>
+        <w:t xml:space="preserve"> · </w:t>
+      </w:r>
+      <w:r>
+        <w:rPr>
+          <w:lang w:val="fr_FR" w:bidi="fr_FR"/>
+        </w:rPr>
+        <w:t>LUK 6:8</w:t>
+      </w:r>
+      <w:r>
+        <w:rPr>
+          <w:lang w:val="fr_FR" w:bidi="fr_FR"/>
+        </w:rPr>
+        <w:t xml:space="preserve"> · </w:t>
+      </w:r>
+      <w:r>
+        <w:rPr>
+          <w:lang w:val="fr_FR" w:bidi="fr_FR"/>
+        </w:rPr>
+        <w:t>JHN 5:3</w:t>
+      </w:r>
     </w:p>
     <w:p>
       <w:pPr/>
@@ -3778,36 +3448,24 @@
         </w:rPr>
         <w:t xml:space="preserve">Dans un certain nombre de langues, une distinction claire est faite entre les termes qui désignent la terre par opposition à l'eau et ceux qui désignent la terre cultivée. Même en français, le terme habituel pour désigner une terre proche de l'eau est " rive " ou " côte ", et on peut donc traduire </w:t>
       </w:r>
-      <w:hyperlink r:id="rId69">
-        <w:r>
-          <w:rPr>
-            <w:lang w:val="fr_FR" w:bidi="fr_FR"/>
-          </w:rPr>
-          <w:rPr>
-            <w:color w:val="0000EE"/>
-            <w:u w:val="single"/>
-          </w:rPr>
-          <w:t>MAT 14:24</w:t>
-        </w:r>
-      </w:hyperlink>
+      <w:r>
+        <w:rPr>
+          <w:lang w:val="fr_FR" w:bidi="fr_FR"/>
+        </w:rPr>
+        <w:t>MAT 14:24</w:t>
+      </w:r>
       <w:r>
         <w:rPr>
           <w:lang w:val="fr_FR" w:bidi="fr_FR"/>
         </w:rPr>
         <w:t xml:space="preserve"> par " le bateau était déjà loin de la rive ". De même, dans </w:t>
       </w:r>
-      <w:hyperlink r:id="rId70">
-        <w:r>
-          <w:rPr>
-            <w:lang w:val="fr_FR" w:bidi="fr_FR"/>
-          </w:rPr>
-          <w:rPr>
-            <w:color w:val="0000EE"/>
-            <w:u w:val="single"/>
-          </w:rPr>
-          <w:t>ACT 27:27</w:t>
-        </w:r>
-      </w:hyperlink>
+      <w:r>
+        <w:rPr>
+          <w:lang w:val="fr_FR" w:bidi="fr_FR"/>
+        </w:rPr>
+        <w:t>ACT 27:27</w:t>
+      </w:r>
       <w:r>
         <w:rPr>
           <w:lang w:val="fr_FR" w:bidi="fr_FR"/>
@@ -3822,36 +3480,24 @@
           <w:lang w:val="fr_FR" w:bidi="fr_FR"/>
         </w:rPr>
       </w:r>
-      <w:hyperlink r:id="rId71">
-        <w:r>
-          <w:rPr>
-            <w:lang w:val="fr_FR" w:bidi="fr_FR"/>
-          </w:rPr>
-          <w:rPr>
-            <w:color w:val="0000EE"/>
-            <w:u w:val="single"/>
-          </w:rPr>
-          <w:t>MAT 23:15</w:t>
-        </w:r>
-      </w:hyperlink>
-      <w:r>
-        <w:rPr>
-          <w:lang w:val="fr_FR" w:bidi="fr_FR"/>
-        </w:rPr>
-        <w:t xml:space="preserve"> · </w:t>
-      </w:r>
-      <w:hyperlink r:id="rId63">
-        <w:r>
-          <w:rPr>
-            <w:lang w:val="fr_FR" w:bidi="fr_FR"/>
-          </w:rPr>
-          <w:rPr>
-            <w:color w:val="0000EE"/>
-            <w:u w:val="single"/>
-          </w:rPr>
-          <w:t>HEB 11:29</w:t>
-        </w:r>
-      </w:hyperlink>
+      <w:r>
+        <w:rPr>
+          <w:lang w:val="fr_FR" w:bidi="fr_FR"/>
+        </w:rPr>
+        <w:t>MAT 23:15</w:t>
+      </w:r>
+      <w:r>
+        <w:rPr>
+          <w:lang w:val="fr_FR" w:bidi="fr_FR"/>
+        </w:rPr>
+        <w:t xml:space="preserve"> · </w:t>
+      </w:r>
+      <w:r>
+        <w:rPr>
+          <w:lang w:val="fr_FR" w:bidi="fr_FR"/>
+        </w:rPr>
+        <w:t>HEB 11:29</w:t>
+      </w:r>
       <w:r>
         <w:rPr>
           <w:lang w:val="fr_FR" w:bidi="fr_FR"/>
@@ -4049,7 +3695,7 @@
         </w:rPr>
         <w:t xml:space="preserve">[a] "bois" </w:t>
       </w:r>
-      <w:hyperlink r:id="rId72">
+      <w:hyperlink r:id="rId19">
         <w:r>
           <w:rPr>
             <w:lang w:val="fr_FR" w:bidi="fr_FR"/>
@@ -4075,36 +3721,24 @@
           <w:lang w:val="fr_FR" w:bidi="fr_FR"/>
         </w:rPr>
       </w:r>
-      <w:hyperlink r:id="rId73">
-        <w:r>
-          <w:rPr>
-            <w:lang w:val="fr_FR" w:bidi="fr_FR"/>
-          </w:rPr>
-          <w:rPr>
-            <w:color w:val="0000EE"/>
-            <w:u w:val="single"/>
-          </w:rPr>
-          <w:t>2TI 2:20</w:t>
-        </w:r>
-      </w:hyperlink>
-      <w:r>
-        <w:rPr>
-          <w:lang w:val="fr_FR" w:bidi="fr_FR"/>
-        </w:rPr>
-        <w:t xml:space="preserve"> · </w:t>
-      </w:r>
-      <w:hyperlink r:id="rId74">
-        <w:r>
-          <w:rPr>
-            <w:lang w:val="fr_FR" w:bidi="fr_FR"/>
-          </w:rPr>
-          <w:rPr>
-            <w:color w:val="0000EE"/>
-            <w:u w:val="single"/>
-          </w:rPr>
-          <w:t>REV 9:20</w:t>
-        </w:r>
-      </w:hyperlink>
+      <w:r>
+        <w:rPr>
+          <w:lang w:val="fr_FR" w:bidi="fr_FR"/>
+        </w:rPr>
+        <w:t>2TI 2:20</w:t>
+      </w:r>
+      <w:r>
+        <w:rPr>
+          <w:lang w:val="fr_FR" w:bidi="fr_FR"/>
+        </w:rPr>
+        <w:t xml:space="preserve"> · </w:t>
+      </w:r>
+      <w:r>
+        <w:rPr>
+          <w:lang w:val="fr_FR" w:bidi="fr_FR"/>
+        </w:rPr>
+        <w:t>REV 9:20</w:t>
+      </w:r>
       <w:r>
         <w:rPr>
           <w:lang w:val="fr_FR" w:bidi="fr_FR"/>
@@ -4310,54 +3944,36 @@
           <w:lang w:val="fr_FR" w:bidi="fr_FR"/>
         </w:rPr>
       </w:r>
-      <w:hyperlink r:id="rId75">
-        <w:r>
-          <w:rPr>
-            <w:lang w:val="fr_FR" w:bidi="fr_FR"/>
-          </w:rPr>
-          <w:rPr>
-            <w:color w:val="0000EE"/>
-            <w:u w:val="single"/>
-          </w:rPr>
-          <w:t>1CO 3:12</w:t>
-        </w:r>
-      </w:hyperlink>
-      <w:r>
-        <w:rPr>
-          <w:lang w:val="fr_FR" w:bidi="fr_FR"/>
-        </w:rPr>
-        <w:t xml:space="preserve"> · </w:t>
-      </w:r>
-      <w:hyperlink r:id="rId76">
-        <w:r>
-          <w:rPr>
-            <w:lang w:val="fr_FR" w:bidi="fr_FR"/>
-          </w:rPr>
-          <w:rPr>
-            <w:color w:val="0000EE"/>
-            <w:u w:val="single"/>
-          </w:rPr>
-          <w:t>REV 18:12</w:t>
-        </w:r>
-      </w:hyperlink>
-      <w:r>
-        <w:rPr>
-          <w:lang w:val="fr_FR" w:bidi="fr_FR"/>
-        </w:rPr>
-        <w:t xml:space="preserve"> · </w:t>
-      </w:r>
-      <w:hyperlink r:id="rId76">
-        <w:r>
-          <w:rPr>
-            <w:lang w:val="fr_FR" w:bidi="fr_FR"/>
-          </w:rPr>
-          <w:rPr>
-            <w:color w:val="0000EE"/>
-            <w:u w:val="single"/>
-          </w:rPr>
-          <w:t>REV 18:12</w:t>
-        </w:r>
-      </w:hyperlink>
+      <w:r>
+        <w:rPr>
+          <w:lang w:val="fr_FR" w:bidi="fr_FR"/>
+        </w:rPr>
+        <w:t>1CO 3:12</w:t>
+      </w:r>
+      <w:r>
+        <w:rPr>
+          <w:lang w:val="fr_FR" w:bidi="fr_FR"/>
+        </w:rPr>
+        <w:t xml:space="preserve"> · </w:t>
+      </w:r>
+      <w:r>
+        <w:rPr>
+          <w:lang w:val="fr_FR" w:bidi="fr_FR"/>
+        </w:rPr>
+        <w:t>REV 18:12</w:t>
+      </w:r>
+      <w:r>
+        <w:rPr>
+          <w:lang w:val="fr_FR" w:bidi="fr_FR"/>
+        </w:rPr>
+        <w:t xml:space="preserve"> · </w:t>
+      </w:r>
+      <w:r>
+        <w:rPr>
+          <w:lang w:val="fr_FR" w:bidi="fr_FR"/>
+        </w:rPr>
+        <w:t>REV 18:12</w:t>
+      </w:r>
     </w:p>
     <w:p>
       <w:pPr/>
@@ -4440,25 +4056,19 @@
         </w:rPr>
         <w:t xml:space="preserve"> dans </w:t>
       </w:r>
-      <w:hyperlink r:id="rId62">
-        <w:r>
-          <w:rPr>
-            <w:lang w:val="fr_FR" w:bidi="fr_FR"/>
-          </w:rPr>
-          <w:rPr>
-            <w:color w:val="0000EE"/>
-            <w:u w:val="single"/>
-          </w:rPr>
-          <w:t>LUK 23:31</w:t>
-        </w:r>
-      </w:hyperlink>
+      <w:r>
+        <w:rPr>
+          <w:lang w:val="fr_FR" w:bidi="fr_FR"/>
+        </w:rPr>
+        <w:t>LUK 23:31</w:t>
+      </w:r>
       <w:r>
         <w:rPr>
           <w:lang w:val="fr_FR" w:bidi="fr_FR"/>
         </w:rPr>
         <w:t xml:space="preserve"> peut également être interprété comme un arbre vert vivant (voir </w:t>
       </w:r>
-      <w:hyperlink r:id="rId77">
+      <w:hyperlink r:id="rId20">
         <w:r>
           <w:rPr>
             <w:lang w:val="fr_FR" w:bidi="fr_FR"/>
@@ -4484,18 +4094,12 @@
           <w:lang w:val="fr_FR" w:bidi="fr_FR"/>
         </w:rPr>
       </w:r>
-      <w:hyperlink r:id="rId62">
-        <w:r>
-          <w:rPr>
-            <w:lang w:val="fr_FR" w:bidi="fr_FR"/>
-          </w:rPr>
-          <w:rPr>
-            <w:color w:val="0000EE"/>
-            <w:u w:val="single"/>
-          </w:rPr>
-          <w:t>LUK 23:31</w:t>
-        </w:r>
-      </w:hyperlink>
+      <w:r>
+        <w:rPr>
+          <w:lang w:val="fr_FR" w:bidi="fr_FR"/>
+        </w:rPr>
+        <w:t>LUK 23:31</w:t>
+      </w:r>
     </w:p>
     <w:p>
       <w:pPr/>
@@ -4572,25 +4176,19 @@
         </w:rPr>
         <w:t xml:space="preserve">Il est également possible de comprendre ξύλον dans </w:t>
       </w:r>
-      <w:hyperlink r:id="rId62">
-        <w:r>
-          <w:rPr>
-            <w:lang w:val="fr_FR" w:bidi="fr_FR"/>
-          </w:rPr>
-          <w:rPr>
-            <w:color w:val="0000EE"/>
-            <w:u w:val="single"/>
-          </w:rPr>
-          <w:t>LUK 23:31</w:t>
-        </w:r>
-      </w:hyperlink>
+      <w:r>
+        <w:rPr>
+          <w:lang w:val="fr_FR" w:bidi="fr_FR"/>
+        </w:rPr>
+        <w:t>LUK 23:31</w:t>
+      </w:r>
       <w:r>
         <w:rPr>
           <w:lang w:val="fr_FR" w:bidi="fr_FR"/>
         </w:rPr>
         <w:t xml:space="preserve"> comme 'bois de chauffage'. On peut donc traduire la première partie de cette phrase conditionnelle par "s'ils font ces choses à du bois de chauffage qui a été récemment coupé" ou "s'ils font ces choses à du bois de chauffage qui n'a pas séché" (voir </w:t>
       </w:r>
-      <w:hyperlink r:id="rId78">
+      <w:hyperlink r:id="rId21">
         <w:r>
           <w:rPr>
             <w:lang w:val="fr_FR" w:bidi="fr_FR"/>
@@ -4615,36 +4213,24 @@
         </w:rPr>
         <w:t xml:space="preserve">Dans </w:t>
       </w:r>
-      <w:hyperlink r:id="rId79">
-        <w:r>
-          <w:rPr>
-            <w:lang w:val="fr_FR" w:bidi="fr_FR"/>
-          </w:rPr>
-          <w:rPr>
-            <w:color w:val="0000EE"/>
-            <w:u w:val="single"/>
-          </w:rPr>
-          <w:t>REV 2:7</w:t>
-        </w:r>
-      </w:hyperlink>
+      <w:r>
+        <w:rPr>
+          <w:lang w:val="fr_FR" w:bidi="fr_FR"/>
+        </w:rPr>
+        <w:t>REV 2:7</w:t>
+      </w:r>
       <w:r>
         <w:rPr>
           <w:lang w:val="fr_FR" w:bidi="fr_FR"/>
         </w:rPr>
         <w:t xml:space="preserve"> et </w:t>
       </w:r>
-      <w:hyperlink r:id="rId80">
-        <w:r>
-          <w:rPr>
-            <w:lang w:val="fr_FR" w:bidi="fr_FR"/>
-          </w:rPr>
-          <w:rPr>
-            <w:color w:val="0000EE"/>
-            <w:u w:val="single"/>
-          </w:rPr>
-          <w:t>REV 22:2</w:t>
-        </w:r>
-      </w:hyperlink>
+      <w:r>
+        <w:rPr>
+          <w:lang w:val="fr_FR" w:bidi="fr_FR"/>
+        </w:rPr>
+        <w:t>REV 22:2</w:t>
+      </w:r>
       <w:r>
         <w:rPr>
           <w:lang w:val="fr_FR" w:bidi="fr_FR"/>
@@ -4659,126 +4245,84 @@
           <w:lang w:val="fr_FR" w:bidi="fr_FR"/>
         </w:rPr>
       </w:r>
-      <w:hyperlink r:id="rId62">
-        <w:r>
-          <w:rPr>
-            <w:lang w:val="fr_FR" w:bidi="fr_FR"/>
-          </w:rPr>
-          <w:rPr>
-            <w:color w:val="0000EE"/>
-            <w:u w:val="single"/>
-          </w:rPr>
-          <w:t>LUK 23:31</w:t>
-        </w:r>
-      </w:hyperlink>
-      <w:r>
-        <w:rPr>
-          <w:lang w:val="fr_FR" w:bidi="fr_FR"/>
-        </w:rPr>
-        <w:t xml:space="preserve"> · </w:t>
-      </w:r>
-      <w:hyperlink r:id="rId81">
-        <w:r>
-          <w:rPr>
-            <w:lang w:val="fr_FR" w:bidi="fr_FR"/>
-          </w:rPr>
-          <w:rPr>
-            <w:color w:val="0000EE"/>
-            <w:u w:val="single"/>
-          </w:rPr>
-          <w:t>GAL 3:13</w:t>
-        </w:r>
-      </w:hyperlink>
-      <w:r>
-        <w:rPr>
-          <w:lang w:val="fr_FR" w:bidi="fr_FR"/>
-        </w:rPr>
-        <w:t xml:space="preserve"> · </w:t>
-      </w:r>
-      <w:hyperlink r:id="rId79">
-        <w:r>
-          <w:rPr>
-            <w:lang w:val="fr_FR" w:bidi="fr_FR"/>
-          </w:rPr>
-          <w:rPr>
-            <w:color w:val="0000EE"/>
-            <w:u w:val="single"/>
-          </w:rPr>
-          <w:t>REV 2:7</w:t>
-        </w:r>
-      </w:hyperlink>
-      <w:r>
-        <w:rPr>
-          <w:lang w:val="fr_FR" w:bidi="fr_FR"/>
-        </w:rPr>
-        <w:t xml:space="preserve"> · </w:t>
-      </w:r>
-      <w:hyperlink r:id="rId80">
-        <w:r>
-          <w:rPr>
-            <w:lang w:val="fr_FR" w:bidi="fr_FR"/>
-          </w:rPr>
-          <w:rPr>
-            <w:color w:val="0000EE"/>
-            <w:u w:val="single"/>
-          </w:rPr>
-          <w:t>REV 22:2</w:t>
-        </w:r>
-      </w:hyperlink>
-      <w:r>
-        <w:rPr>
-          <w:lang w:val="fr_FR" w:bidi="fr_FR"/>
-        </w:rPr>
-        <w:t xml:space="preserve"> · </w:t>
-      </w:r>
-      <w:hyperlink r:id="rId80">
-        <w:r>
-          <w:rPr>
-            <w:lang w:val="fr_FR" w:bidi="fr_FR"/>
-          </w:rPr>
-          <w:rPr>
-            <w:color w:val="0000EE"/>
-            <w:u w:val="single"/>
-          </w:rPr>
-          <w:t>REV 22:2</w:t>
-        </w:r>
-      </w:hyperlink>
-      <w:r>
-        <w:rPr>
-          <w:lang w:val="fr_FR" w:bidi="fr_FR"/>
-        </w:rPr>
-        <w:t xml:space="preserve"> · </w:t>
-      </w:r>
-      <w:hyperlink r:id="rId82">
-        <w:r>
-          <w:rPr>
-            <w:lang w:val="fr_FR" w:bidi="fr_FR"/>
-          </w:rPr>
-          <w:rPr>
-            <w:color w:val="0000EE"/>
-            <w:u w:val="single"/>
-          </w:rPr>
-          <w:t>REV 22:14</w:t>
-        </w:r>
-      </w:hyperlink>
-      <w:r>
-        <w:rPr>
-          <w:lang w:val="fr_FR" w:bidi="fr_FR"/>
-        </w:rPr>
-        <w:t xml:space="preserve"> · </w:t>
-      </w:r>
-      <w:hyperlink r:id="rId83">
-        <w:r>
-          <w:rPr>
-            <w:lang w:val="fr_FR" w:bidi="fr_FR"/>
-          </w:rPr>
-          <w:rPr>
-            <w:color w:val="0000EE"/>
-            <w:u w:val="single"/>
-          </w:rPr>
-          <w:t>REV 22:19</w:t>
-        </w:r>
-      </w:hyperlink>
+      <w:r>
+        <w:rPr>
+          <w:lang w:val="fr_FR" w:bidi="fr_FR"/>
+        </w:rPr>
+        <w:t>LUK 23:31</w:t>
+      </w:r>
+      <w:r>
+        <w:rPr>
+          <w:lang w:val="fr_FR" w:bidi="fr_FR"/>
+        </w:rPr>
+        <w:t xml:space="preserve"> · </w:t>
+      </w:r>
+      <w:r>
+        <w:rPr>
+          <w:lang w:val="fr_FR" w:bidi="fr_FR"/>
+        </w:rPr>
+        <w:t>GAL 3:13</w:t>
+      </w:r>
+      <w:r>
+        <w:rPr>
+          <w:lang w:val="fr_FR" w:bidi="fr_FR"/>
+        </w:rPr>
+        <w:t xml:space="preserve"> · </w:t>
+      </w:r>
+      <w:r>
+        <w:rPr>
+          <w:lang w:val="fr_FR" w:bidi="fr_FR"/>
+        </w:rPr>
+        <w:t>REV 2:7</w:t>
+      </w:r>
+      <w:r>
+        <w:rPr>
+          <w:lang w:val="fr_FR" w:bidi="fr_FR"/>
+        </w:rPr>
+        <w:t xml:space="preserve"> · </w:t>
+      </w:r>
+      <w:r>
+        <w:rPr>
+          <w:lang w:val="fr_FR" w:bidi="fr_FR"/>
+        </w:rPr>
+        <w:t>REV 22:2</w:t>
+      </w:r>
+      <w:r>
+        <w:rPr>
+          <w:lang w:val="fr_FR" w:bidi="fr_FR"/>
+        </w:rPr>
+        <w:t xml:space="preserve"> · </w:t>
+      </w:r>
+      <w:r>
+        <w:rPr>
+          <w:lang w:val="fr_FR" w:bidi="fr_FR"/>
+        </w:rPr>
+        <w:t>REV 22:2</w:t>
+      </w:r>
+      <w:r>
+        <w:rPr>
+          <w:lang w:val="fr_FR" w:bidi="fr_FR"/>
+        </w:rPr>
+        <w:t xml:space="preserve"> · </w:t>
+      </w:r>
+      <w:r>
+        <w:rPr>
+          <w:lang w:val="fr_FR" w:bidi="fr_FR"/>
+        </w:rPr>
+        <w:t>REV 22:14</w:t>
+      </w:r>
+      <w:r>
+        <w:rPr>
+          <w:lang w:val="fr_FR" w:bidi="fr_FR"/>
+        </w:rPr>
+        <w:t xml:space="preserve"> · </w:t>
+      </w:r>
+      <w:r>
+        <w:rPr>
+          <w:lang w:val="fr_FR" w:bidi="fr_FR"/>
+        </w:rPr>
+        <w:t>REV 22:19</w:t>
+      </w:r>
     </w:p>
     <w:p>
       <w:pPr/>
@@ -4851,90 +4395,60 @@
           <w:lang w:val="fr_FR" w:bidi="fr_FR"/>
         </w:rPr>
       </w:r>
-      <w:hyperlink r:id="rId84">
-        <w:r>
-          <w:rPr>
-            <w:lang w:val="fr_FR" w:bidi="fr_FR"/>
-          </w:rPr>
-          <w:rPr>
-            <w:color w:val="0000EE"/>
-            <w:u w:val="single"/>
-          </w:rPr>
-          <w:t>MAT 26:47</w:t>
-        </w:r>
-      </w:hyperlink>
-      <w:r>
-        <w:rPr>
-          <w:lang w:val="fr_FR" w:bidi="fr_FR"/>
-        </w:rPr>
-        <w:t xml:space="preserve"> · </w:t>
-      </w:r>
-      <w:hyperlink r:id="rId85">
-        <w:r>
-          <w:rPr>
-            <w:lang w:val="fr_FR" w:bidi="fr_FR"/>
-          </w:rPr>
-          <w:rPr>
-            <w:color w:val="0000EE"/>
-            <w:u w:val="single"/>
-          </w:rPr>
-          <w:t>MAT 26:55</w:t>
-        </w:r>
-      </w:hyperlink>
-      <w:r>
-        <w:rPr>
-          <w:lang w:val="fr_FR" w:bidi="fr_FR"/>
-        </w:rPr>
-        <w:t xml:space="preserve"> · </w:t>
-      </w:r>
-      <w:hyperlink r:id="rId86">
-        <w:r>
-          <w:rPr>
-            <w:lang w:val="fr_FR" w:bidi="fr_FR"/>
-          </w:rPr>
-          <w:rPr>
-            <w:color w:val="0000EE"/>
-            <w:u w:val="single"/>
-          </w:rPr>
-          <w:t>MRK 14:43</w:t>
-        </w:r>
-      </w:hyperlink>
-      <w:r>
-        <w:rPr>
-          <w:lang w:val="fr_FR" w:bidi="fr_FR"/>
-        </w:rPr>
-        <w:t xml:space="preserve"> · </w:t>
-      </w:r>
-      <w:hyperlink r:id="rId87">
-        <w:r>
-          <w:rPr>
-            <w:lang w:val="fr_FR" w:bidi="fr_FR"/>
-          </w:rPr>
-          <w:rPr>
-            <w:color w:val="0000EE"/>
-            <w:u w:val="single"/>
-          </w:rPr>
-          <w:t>MRK 14:48</w:t>
-        </w:r>
-      </w:hyperlink>
-      <w:r>
-        <w:rPr>
-          <w:lang w:val="fr_FR" w:bidi="fr_FR"/>
-        </w:rPr>
-        <w:t xml:space="preserve"> · </w:t>
-      </w:r>
-      <w:hyperlink r:id="rId88">
-        <w:r>
-          <w:rPr>
-            <w:lang w:val="fr_FR" w:bidi="fr_FR"/>
-          </w:rPr>
-          <w:rPr>
-            <w:color w:val="0000EE"/>
-            <w:u w:val="single"/>
-          </w:rPr>
-          <w:t>LUK 22:52</w:t>
-        </w:r>
-      </w:hyperlink>
+      <w:r>
+        <w:rPr>
+          <w:lang w:val="fr_FR" w:bidi="fr_FR"/>
+        </w:rPr>
+        <w:t>MAT 26:47</w:t>
+      </w:r>
+      <w:r>
+        <w:rPr>
+          <w:lang w:val="fr_FR" w:bidi="fr_FR"/>
+        </w:rPr>
+        <w:t xml:space="preserve"> · </w:t>
+      </w:r>
+      <w:r>
+        <w:rPr>
+          <w:lang w:val="fr_FR" w:bidi="fr_FR"/>
+        </w:rPr>
+        <w:t>MAT 26:55</w:t>
+      </w:r>
+      <w:r>
+        <w:rPr>
+          <w:lang w:val="fr_FR" w:bidi="fr_FR"/>
+        </w:rPr>
+        <w:t xml:space="preserve"> · </w:t>
+      </w:r>
+      <w:r>
+        <w:rPr>
+          <w:lang w:val="fr_FR" w:bidi="fr_FR"/>
+        </w:rPr>
+        <w:t>MRK 14:43</w:t>
+      </w:r>
+      <w:r>
+        <w:rPr>
+          <w:lang w:val="fr_FR" w:bidi="fr_FR"/>
+        </w:rPr>
+        <w:t xml:space="preserve"> · </w:t>
+      </w:r>
+      <w:r>
+        <w:rPr>
+          <w:lang w:val="fr_FR" w:bidi="fr_FR"/>
+        </w:rPr>
+        <w:t>MRK 14:48</w:t>
+      </w:r>
+      <w:r>
+        <w:rPr>
+          <w:lang w:val="fr_FR" w:bidi="fr_FR"/>
+        </w:rPr>
+        <w:t xml:space="preserve"> · </w:t>
+      </w:r>
+      <w:r>
+        <w:rPr>
+          <w:lang w:val="fr_FR" w:bidi="fr_FR"/>
+        </w:rPr>
+        <w:t>LUK 22:52</w:t>
+      </w:r>
     </w:p>
     <w:p>
       <w:pPr/>
@@ -5019,18 +4533,12 @@
           <w:lang w:val="fr_FR" w:bidi="fr_FR"/>
         </w:rPr>
       </w:r>
-      <w:hyperlink r:id="rId89">
-        <w:r>
-          <w:rPr>
-            <w:lang w:val="fr_FR" w:bidi="fr_FR"/>
-          </w:rPr>
-          <w:rPr>
-            <w:color w:val="0000EE"/>
-            <w:u w:val="single"/>
-          </w:rPr>
-          <w:t>ACT 16:24</w:t>
-        </w:r>
-      </w:hyperlink>
+      <w:r>
+        <w:rPr>
+          <w:lang w:val="fr_FR" w:bidi="fr_FR"/>
+        </w:rPr>
+        <w:t>ACT 16:24</w:t>
+      </w:r>
     </w:p>
     <w:p>
       <w:pPr/>
@@ -5107,7 +4615,7 @@
         </w:rPr>
         <w:t xml:space="preserve">[a] 'bois', </w:t>
       </w:r>
-      <w:hyperlink r:id="rId72">
+      <w:hyperlink r:id="rId19">
         <w:r>
           <w:rPr>
             <w:lang w:val="fr_FR" w:bidi="fr_FR"/>
@@ -5145,72 +4653,48 @@
           <w:lang w:val="fr_FR" w:bidi="fr_FR"/>
         </w:rPr>
       </w:r>
-      <w:hyperlink r:id="rId90">
-        <w:r>
-          <w:rPr>
-            <w:lang w:val="fr_FR" w:bidi="fr_FR"/>
-          </w:rPr>
-          <w:rPr>
-            <w:color w:val="0000EE"/>
-            <w:u w:val="single"/>
-          </w:rPr>
-          <w:t>ACT 5:30</w:t>
-        </w:r>
-      </w:hyperlink>
-      <w:r>
-        <w:rPr>
-          <w:lang w:val="fr_FR" w:bidi="fr_FR"/>
-        </w:rPr>
-        <w:t xml:space="preserve"> · </w:t>
-      </w:r>
-      <w:hyperlink r:id="rId91">
-        <w:r>
-          <w:rPr>
-            <w:lang w:val="fr_FR" w:bidi="fr_FR"/>
-          </w:rPr>
-          <w:rPr>
-            <w:color w:val="0000EE"/>
-            <w:u w:val="single"/>
-          </w:rPr>
-          <w:t>ACT 10:39</w:t>
-        </w:r>
-      </w:hyperlink>
-      <w:r>
-        <w:rPr>
-          <w:lang w:val="fr_FR" w:bidi="fr_FR"/>
-        </w:rPr>
-        <w:t xml:space="preserve"> · </w:t>
-      </w:r>
-      <w:hyperlink r:id="rId92">
-        <w:r>
-          <w:rPr>
-            <w:lang w:val="fr_FR" w:bidi="fr_FR"/>
-          </w:rPr>
-          <w:rPr>
-            <w:color w:val="0000EE"/>
-            <w:u w:val="single"/>
-          </w:rPr>
-          <w:t>ACT 13:29</w:t>
-        </w:r>
-      </w:hyperlink>
-      <w:r>
-        <w:rPr>
-          <w:lang w:val="fr_FR" w:bidi="fr_FR"/>
-        </w:rPr>
-        <w:t xml:space="preserve"> · </w:t>
-      </w:r>
-      <w:hyperlink r:id="rId93">
-        <w:r>
-          <w:rPr>
-            <w:lang w:val="fr_FR" w:bidi="fr_FR"/>
-          </w:rPr>
-          <w:rPr>
-            <w:color w:val="0000EE"/>
-            <w:u w:val="single"/>
-          </w:rPr>
-          <w:t>1PE 2:24</w:t>
-        </w:r>
-      </w:hyperlink>
+      <w:r>
+        <w:rPr>
+          <w:lang w:val="fr_FR" w:bidi="fr_FR"/>
+        </w:rPr>
+        <w:t>ACT 5:30</w:t>
+      </w:r>
+      <w:r>
+        <w:rPr>
+          <w:lang w:val="fr_FR" w:bidi="fr_FR"/>
+        </w:rPr>
+        <w:t xml:space="preserve"> · </w:t>
+      </w:r>
+      <w:r>
+        <w:rPr>
+          <w:lang w:val="fr_FR" w:bidi="fr_FR"/>
+        </w:rPr>
+        <w:t>ACT 10:39</w:t>
+      </w:r>
+      <w:r>
+        <w:rPr>
+          <w:lang w:val="fr_FR" w:bidi="fr_FR"/>
+        </w:rPr>
+        <w:t xml:space="preserve"> · </w:t>
+      </w:r>
+      <w:r>
+        <w:rPr>
+          <w:lang w:val="fr_FR" w:bidi="fr_FR"/>
+        </w:rPr>
+        <w:t>ACT 13:29</w:t>
+      </w:r>
+      <w:r>
+        <w:rPr>
+          <w:lang w:val="fr_FR" w:bidi="fr_FR"/>
+        </w:rPr>
+        <w:t xml:space="preserve"> · </w:t>
+      </w:r>
+      <w:r>
+        <w:rPr>
+          <w:lang w:val="fr_FR" w:bidi="fr_FR"/>
+        </w:rPr>
+        <w:t>1PE 2:24</w:t>
+      </w:r>
       <w:r>
         <w:rPr>
           <w:lang w:val="fr_FR" w:bidi="fr_FR"/>
@@ -5380,54 +4864,36 @@
           <w:lang w:val="fr_FR" w:bidi="fr_FR"/>
         </w:rPr>
       </w:r>
-      <w:hyperlink r:id="rId94">
-        <w:r>
-          <w:rPr>
-            <w:lang w:val="fr_FR" w:bidi="fr_FR"/>
-          </w:rPr>
-          <w:rPr>
-            <w:color w:val="0000EE"/>
-            <w:u w:val="single"/>
-          </w:rPr>
-          <w:t>ACT 21:24</w:t>
-        </w:r>
-      </w:hyperlink>
-      <w:r>
-        <w:rPr>
-          <w:lang w:val="fr_FR" w:bidi="fr_FR"/>
-        </w:rPr>
-        <w:t xml:space="preserve"> · </w:t>
-      </w:r>
-      <w:hyperlink r:id="rId95">
-        <w:r>
-          <w:rPr>
-            <w:lang w:val="fr_FR" w:bidi="fr_FR"/>
-          </w:rPr>
-          <w:rPr>
-            <w:color w:val="0000EE"/>
-            <w:u w:val="single"/>
-          </w:rPr>
-          <w:t>1CO 11:5</w:t>
-        </w:r>
-      </w:hyperlink>
-      <w:r>
-        <w:rPr>
-          <w:lang w:val="fr_FR" w:bidi="fr_FR"/>
-        </w:rPr>
-        <w:t xml:space="preserve"> · </w:t>
-      </w:r>
-      <w:hyperlink r:id="rId96">
-        <w:r>
-          <w:rPr>
-            <w:lang w:val="fr_FR" w:bidi="fr_FR"/>
-          </w:rPr>
-          <w:rPr>
-            <w:color w:val="0000EE"/>
-            <w:u w:val="single"/>
-          </w:rPr>
-          <w:t>1CO 11:6</w:t>
-        </w:r>
-      </w:hyperlink>
+      <w:r>
+        <w:rPr>
+          <w:lang w:val="fr_FR" w:bidi="fr_FR"/>
+        </w:rPr>
+        <w:t>ACT 21:24</w:t>
+      </w:r>
+      <w:r>
+        <w:rPr>
+          <w:lang w:val="fr_FR" w:bidi="fr_FR"/>
+        </w:rPr>
+        <w:t xml:space="preserve"> · </w:t>
+      </w:r>
+      <w:r>
+        <w:rPr>
+          <w:lang w:val="fr_FR" w:bidi="fr_FR"/>
+        </w:rPr>
+        <w:t>1CO 11:5</w:t>
+      </w:r>
+      <w:r>
+        <w:rPr>
+          <w:lang w:val="fr_FR" w:bidi="fr_FR"/>
+        </w:rPr>
+        <w:t xml:space="preserve"> · </w:t>
+      </w:r>
+      <w:r>
+        <w:rPr>
+          <w:lang w:val="fr_FR" w:bidi="fr_FR"/>
+        </w:rPr>
+        <w:t>1CO 11:6</w:t>
+      </w:r>
       <w:r>
         <w:rPr>
           <w:lang w:val="fr_FR" w:bidi="fr_FR"/>
